--- a/diplomna_rabota/_sglobyavane_stilove.docx
+++ b/diplomna_rabota/_sglobyavane_stilove.docx
@@ -2,393 +2,47 @@
 <file path=word/document.xml><?xml version="1.0" encoding="utf-8"?>
 <w:document xmlns:w="http://schemas.openxmlformats.org/wordprocessingml/2006/main" xmlns:m="http://schemas.openxmlformats.org/officeDocument/2006/math" xmlns:r="http://schemas.openxmlformats.org/officeDocument/2006/relationships" xmlns:o="urn:schemas-microsoft-com:office:office" xmlns:v="urn:schemas-microsoft-com:vml" xmlns:w10="urn:schemas-microsoft-com:office:word" xmlns:a="http://schemas.openxmlformats.org/drawingml/2006/main" xmlns:pic="http://schemas.openxmlformats.org/drawingml/2006/picture" xmlns:wp="http://schemas.openxmlformats.org/drawingml/2006/wordprocessingDrawing">
   <w:body>
-    <w:p>
-      <w:pPr>
-        <w:pStyle w:val="Title"/>
-      </w:pPr>
-      <w:r>
-        <w:t xml:space="preserve">
-Title
-</w:t>
-      </w:r>
-    </w:p>
-    <w:p>
-      <w:pPr>
-        <w:pStyle w:val="Subtitle"/>
-      </w:pPr>
-      <w:r>
-        <w:t xml:space="preserve">
-Subtitle
-</w:t>
-      </w:r>
-    </w:p>
-    <w:p>
-      <w:pPr>
-        <w:pStyle w:val="Author"/>
-      </w:pPr>
-      <w:r>
-        <w:t xml:space="preserve">
-Author
-</w:t>
-      </w:r>
-    </w:p>
-    <w:p>
-      <w:pPr>
-        <w:pStyle w:val="Date"/>
-      </w:pPr>
-      <w:r>
-        <w:t xml:space="preserve">
-Date
-</w:t>
-      </w:r>
-    </w:p>
-    <w:p>
-      <w:pPr>
-        <w:pStyle w:val="Compact"/>
-        <w:pStyle w:val="Abstract"/>
-      </w:pPr>
-      <w:r>
-        <w:t xml:space="preserve">
-Abstract
-</w:t>
-      </w:r>
-    </w:p>
-    <w:p>
-      <w:pPr>
-        <w:pStyle w:val="Heading1"/>
-      </w:pPr>
-      <w:bookmarkStart w:id="21" w:name="heading-1"/>
-      <w:r>
-        <w:t xml:space="preserve">
-Heading 1
-</w:t>
-      </w:r>
-      <w:bookmarkEnd w:id="21"/>
-    </w:p>
-    <w:p>
-      <w:pPr>
-        <w:pStyle w:val="Heading2"/>
-      </w:pPr>
-      <w:bookmarkStart w:id="22" w:name="heading-2"/>
-      <w:r>
-        <w:t xml:space="preserve">
-Heading 2
-</w:t>
-      </w:r>
-      <w:bookmarkEnd w:id="22"/>
-    </w:p>
-    <w:p>
-      <w:pPr>
-        <w:pStyle w:val="Heading3"/>
-      </w:pPr>
-      <w:bookmarkStart w:id="23" w:name="heading-3"/>
-      <w:r>
-        <w:t xml:space="preserve">
-Heading 3
-</w:t>
-      </w:r>
-      <w:bookmarkEnd w:id="23"/>
-    </w:p>
-    <w:p>
-      <w:pPr>
-        <w:pStyle w:val="Heading4"/>
-      </w:pPr>
-      <w:bookmarkStart w:id="24" w:name="heading-4"/>
-      <w:r>
-        <w:t xml:space="preserve">
-Heading 4
-</w:t>
-      </w:r>
-      <w:bookmarkEnd w:id="24"/>
-    </w:p>
-    <w:p>
-      <w:pPr>
-        <w:pStyle w:val="Heading5"/>
-      </w:pPr>
-      <w:bookmarkStart w:id="25" w:name="heading-5"/>
-      <w:r>
-        <w:t xml:space="preserve">
-Heading 5
-</w:t>
-      </w:r>
-      <w:bookmarkEnd w:id="25"/>
-    </w:p>
-    <w:p>
-      <w:pPr>
-        <w:pStyle w:val="Heading6"/>
-      </w:pPr>
-      <w:bookmarkStart w:id="26" w:name="heading-6"/>
-      <w:r>
-        <w:t xml:space="preserve">
-Heading 6
-</w:t>
-      </w:r>
-      <w:bookmarkEnd w:id="26"/>
-    </w:p>
-    <w:p>
-      <w:pPr>
-        <w:pStyle w:val="Heading7"/>
-      </w:pPr>
-      <w:bookmarkStart w:id="27" w:name="heading-7"/>
-      <w:r>
-        <w:t xml:space="preserve">
-Heading 7
-</w:t>
-      </w:r>
-      <w:bookmarkEnd w:id="27"/>
-    </w:p>
-    <w:p>
-      <w:pPr>
-        <w:pStyle w:val="Heading8"/>
-      </w:pPr>
-      <w:bookmarkStart w:id="28" w:name="heading-8"/>
-      <w:r>
-        <w:t xml:space="preserve">
-Heading 8
-</w:t>
-      </w:r>
-      <w:bookmarkEnd w:id="28"/>
-    </w:p>
-    <w:p>
-      <w:pPr>
-        <w:pStyle w:val="Heading9"/>
-      </w:pPr>
-      <w:bookmarkStart w:id="29" w:name="heading-9"/>
-      <w:r>
-        <w:t xml:space="preserve">
-Heading 9
-</w:t>
-      </w:r>
-      <w:bookmarkEnd w:id="29"/>
-    </w:p>
-    <w:p>
-      <w:pPr>
-        <w:pStyle w:val="FirstParagraph"/>
-      </w:pPr>
-      <w:r>
-        <w:t xml:space="preserve">
-First Paragraph.
-</w:t>
-      </w:r>
-    </w:p>
-    <w:p>
-      <w:pPr>
-        <w:pStyle w:val="BodyText"/>
-      </w:pPr>
-      <w:r>
-        <w:t xml:space="preserve">
-Body Text. Body Text Char.
-</w:t>
-      </w:r>
-      <w:r>
-        <w:t xml:space="preserve">
-</w:t>
-      </w:r>
-      <w:r>
-        <w:rPr>
-          <w:rStyle w:val="VerbatimChar"/>
-        </w:rPr>
-        <w:t xml:space="preserve">
-Verbatim Char
-</w:t>
-      </w:r>
-      <w:r>
-        <w:t xml:space="preserve">
-.
-</w:t>
-      </w:r>
-      <w:r>
-        <w:t xml:space="preserve">
-</w:t>
-      </w:r>
-      <w:hyperlink r:id="rId30">
-        <w:r>
-          <w:rPr>
-            <w:rStyle w:val="Hyperlink"/>
-          </w:rPr>
-          <w:t xml:space="preserve">
-Hyperlink
-</w:t>
-        </w:r>
-      </w:hyperlink>
-      <w:r>
-        <w:t xml:space="preserve">
-.
-</w:t>
-      </w:r>
-      <w:r>
-        <w:t xml:space="preserve">
-</w:t>
-      </w:r>
-      <w:r>
-        <w:t xml:space="preserve">
-Footnote.
-</w:t>
-      </w:r>
-      <w:r>
-        <w:rPr>
-          <w:rStyle w:val="FootnoteReference"/>
-        </w:rPr>
-        <w:footnoteReference w:id="31"/>
-      </w:r>
-    </w:p>
-    <w:p>
-      <w:pPr>
-        <w:pStyle w:val="BlockText"/>
-      </w:pPr>
-      <w:r>
-        <w:t xml:space="preserve">
-Block Text.
-</w:t>
-      </w:r>
-    </w:p>
-    <w:p>
-      <w:pPr>
-        <w:pStyle w:val="TableCaption"/>
-      </w:pPr>
-      <w:r>
-        <w:t xml:space="preserve">
-Table caption.
-</w:t>
-      </w:r>
-    </w:p>
-    <w:tbl>
-      <w:tblPr>
-        <w:tblStyle w:val="Table"/>
-        <w:tblW w:type="pct" w:w="0.0"/>
-        <w:tblLook w:firstRow="1"/>
-        <w:tblCaption w:val="Table caption."/>
-      </w:tblPr>
-      <w:tblGrid/>
-      <w:tr>
-        <w:trPr>
-          <w:cnfStyle w:firstRow="1"/>
-        </w:trPr>
-        <w:tc>
-          <w:tcPr>
-            <w:tcBorders>
-              <w:bottom w:val="single"/>
-            </w:tcBorders>
-            <w:vAlign w:val="bottom"/>
-          </w:tcPr>
-          <w:p>
-            <w:pPr>
-              <w:pStyle w:val="Compact"/>
-              <w:jc w:val="left"/>
-            </w:pPr>
-            <w:r>
-              <w:t xml:space="preserve">
-Table
-</w:t>
-            </w:r>
-          </w:p>
-        </w:tc>
-        <w:tc>
-          <w:tcPr>
-            <w:tcBorders>
-              <w:bottom w:val="single"/>
-            </w:tcBorders>
-            <w:vAlign w:val="bottom"/>
-          </w:tcPr>
-          <w:p>
-            <w:pPr>
-              <w:pStyle w:val="Compact"/>
-              <w:jc w:val="left"/>
-            </w:pPr>
-            <w:r>
-              <w:t xml:space="preserve">
-Table
-</w:t>
-            </w:r>
-          </w:p>
-        </w:tc>
-      </w:tr>
-      <w:tr>
-        <w:tc>
-          <w:p>
-            <w:pPr>
-              <w:pStyle w:val="Compact"/>
-              <w:jc w:val="left"/>
-            </w:pPr>
-            <w:r>
-              <w:t xml:space="preserve">
-1
-</w:t>
-            </w:r>
-          </w:p>
-        </w:tc>
-        <w:tc>
-          <w:p>
-            <w:pPr>
-              <w:pStyle w:val="Compact"/>
-              <w:jc w:val="left"/>
-            </w:pPr>
-            <w:r>
-              <w:t xml:space="preserve">
-2
-</w:t>
-            </w:r>
-          </w:p>
-        </w:tc>
-      </w:tr>
-    </w:tbl>
-    <w:p>
-      <w:pPr>
-        <w:pStyle w:val="ImageCaption"/>
-      </w:pPr>
-      <w:r>
-        <w:t xml:space="preserve">
-Image Caption
-</w:t>
-      </w:r>
-    </w:p>
-    <w:p>
-      <w:pPr>
-        <w:pStyle w:val="DefinitionTerm"/>
-      </w:pPr>
-      <w:r>
-        <w:t xml:space="preserve">
-DefinitionTerm
-</w:t>
-      </w:r>
-    </w:p>
-    <w:p>
-      <w:pPr>
-        <w:pStyle w:val="Definition"/>
-      </w:pPr>
-      <w:r>
-        <w:t xml:space="preserve">
-Definition
-</w:t>
-      </w:r>
-    </w:p>
-    <w:p>
-      <w:pPr>
-        <w:pStyle w:val="DefinitionTerm"/>
-      </w:pPr>
-      <w:r>
-        <w:t xml:space="preserve">
-DefinitionTerm
-</w:t>
-      </w:r>
-    </w:p>
-    <w:p>
-      <w:pPr>
-        <w:pStyle w:val="Definition"/>
-      </w:pPr>
-      <w:r>
-        <w:t xml:space="preserve">
-Definition
-</w:t>
-      </w:r>
-    </w:p>
-    <w:sectPr/>
+    <w:p/>
+    <w:sectPr>
+      <w:footerReference w:type="default" r:id="rIdFooter1"/>
+      <w:pgSz w:w="11906" w:h="16838"/>
+      <w:pgMar w:top="1418" w:right="1418" w:bottom="1418" w:left="1701" w:header="709" w:footer="709" w:gutter="0"/>
+      <w:pgNumType w:start="1"/>
+      <w:titlePg/>
+      <w:docGrid w:linePitch="360"/>
+    </w:sectPr>
   </w:body>
 </w:document>
 </file>
 
 <file path=word/comments.xml><?xml version="1.0" encoding="utf-8"?>
 <w:comments xmlns:w="http://schemas.openxmlformats.org/wordprocessingml/2006/main" xmlns:m="http://schemas.openxmlformats.org/officeDocument/2006/math" xmlns:r="http://schemas.openxmlformats.org/officeDocument/2006/relationships" xmlns:o="urn:schemas-microsoft-com:office:office" xmlns:v="urn:schemas-microsoft-com:vml" xmlns:w10="urn:schemas-microsoft-com:office:word" xmlns:a="http://schemas.openxmlformats.org/drawingml/2006/main" xmlns:pic="http://schemas.openxmlformats.org/drawingml/2006/picture" xmlns:wp="http://schemas.openxmlformats.org/drawingml/2006/wordprocessingDrawing"/>
+</file>
+
+<file path=word/footer1.xml><?xml version="1.0" encoding="utf-8"?>
+<w:ftr xmlns:w="http://schemas.openxmlformats.org/wordprocessingml/2006/main" xmlns:r="http://schemas.openxmlformats.org/officeDocument/2006/relationships">
+  <w:p>
+    <w:pPr>
+      <w:pStyle w:val="Footer"/>
+      <w:jc w:val="center"/>
+    </w:pPr>
+    <w:r>
+      <w:fldChar w:fldCharType="begin"/>
+    </w:r>
+    <w:r>
+      <w:instrText xml:space="preserve"> PAGE </w:instrText>
+    </w:r>
+    <w:r>
+      <w:fldChar w:fldCharType="separate"/>
+    </w:r>
+    <w:r>
+      <w:t>2</w:t>
+    </w:r>
+    <w:r>
+      <w:fldChar w:fldCharType="end"/>
+    </w:r>
+  </w:p>
+</w:ftr>
 </file>
 
 <file path=word/footnotes.xml><?xml version="1.0" encoding="utf-8"?>
@@ -545,15 +199,15 @@
   <w:docDefaults>
     <w:rPrDefault>
       <w:rPr>
-        <w:rFonts w:ascii="Times New Roman" w:hAnsi="Times New Roman" w:cs="Times New Roman"/>
-        <w:sz w:val="24"/>
-        <w:szCs w:val="24"/>
-        <w:lang w:val="bg-BG"/>
+        <w:rFonts w:ascii="Times New Roman" w:hAnsi="Times New Roman" w:cs="Times New Roman" w:eastAsia="Times New Roman"/>
+        <w:sz w:val="28"/>
+        <w:szCs w:val="28"/>
+        <w:lang w:val="bg-BG" w:eastAsia="en-US" w:bidi="ar-SA"/>
       </w:rPr>
     </w:rPrDefault>
     <w:pPrDefault>
       <w:pPr>
-        <w:spacing w:line="360" w:lineRule="auto" w:after="120"/>
+        <w:spacing w:after="0" w:line="336" w:lineRule="auto"/>
         <w:jc w:val="both"/>
       </w:pPr>
     </w:pPrDefault>
@@ -562,29 +216,39 @@
   <w:style w:type="paragraph" w:default="1" w:styleId="Normal">
     <w:name w:val="Normal"/>
     <w:qFormat/>
-  </w:style>
-  <w:style w:type="paragraph" w:styleId="BodyText">
+    <w:pPr>
+      <w:widowControl/>
+    </w:pPr>
+    <w:rPr/>
+  </w:style>
+  <w:style w:type="paragraph" w:customStyle="1" w:styleId="BodyText">
     <w:name w:val="Body Text"/>
     <w:basedOn w:val="Normal"/>
-    <w:link w:val="BodyTextChar"/>
-    <w:pPr>
-      <w:spacing w:before="180" w:after="180"/>
-    </w:pPr>
-    <w:qFormat/>
+    <w:qFormat/>
+    <w:pPr>
+      <w:spacing w:before="0" w:after="0"/>
+      <w:ind w:firstLine="567"/>
+      <w:jc w:val="both"/>
+    </w:pPr>
+    <w:rPr/>
   </w:style>
   <w:style w:type="paragraph" w:customStyle="1" w:styleId="FirstParagraph">
     <w:name w:val="First Paragraph"/>
     <w:basedOn w:val="BodyText"/>
     <w:next w:val="BodyText"/>
     <w:qFormat/>
+    <w:pPr/>
+    <w:rPr/>
   </w:style>
   <w:style w:type="paragraph" w:customStyle="1" w:styleId="Compact">
     <w:name w:val="Compact"/>
     <w:basedOn w:val="BodyText"/>
     <w:qFormat/>
     <w:pPr>
-      <w:spacing w:before="36" w:after="36"/>
-    </w:pPr>
+      <w:spacing w:before="0" w:after="0"/>
+      <w:ind w:firstLine="0"/>
+    </w:pPr>
+    <w:rPr/>
   </w:style>
   <w:style w:type="paragraph" w:styleId="Title">
     <w:name w:val="Title"/>
@@ -684,74 +348,90 @@
     <w:pPr/>
     <w:rPr/>
   </w:style>
-  <w:style w:type="paragraph" w:styleId="Heading1">
-    <w:name w:val="Heading1"/>
-    <w:basedOn w:val="BodyText"/>
-    <w:next w:val="BodyText"/>
-    <w:pPr>
-      <w:keepNext/>
-      <w:spacing w:before="480" w:after="240" w:line="276" w:lineRule="auto"/>
-      <w:jc w:val="left"/>
+  <w:style w:type="paragraph" w:customStyle="1" w:styleId="Heading1">
+    <w:name w:val="heading 1"/>
+    <w:basedOn w:val="Normal"/>
+    <w:next w:val="BodyText"/>
+    <w:qFormat/>
+    <w:pPr>
+      <w:keepNext/>
+      <w:keepLines/>
+      <w:spacing w:before="0" w:after="240" w:line="276" w:lineRule="auto"/>
+      <w:ind w:firstLine="0"/>
+      <w:jc w:val="center"/>
       <w:outlineLvl w:val="0"/>
     </w:pPr>
     <w:rPr>
-      <w:rFonts w:ascii="Times New Roman" w:hAnsi="Times New Roman"/>
+      <w:rFonts w:ascii="Times New Roman" w:hAnsi="Times New Roman" w:cs="Times New Roman" w:eastAsia="Times New Roman"/>
       <w:b/>
+      <w:bCs/>
       <w:sz w:val="32"/>
-    </w:rPr>
-  </w:style>
-  <w:style w:type="paragraph" w:styleId="Heading2">
-    <w:name w:val="Heading2"/>
-    <w:basedOn w:val="BodyText"/>
-    <w:next w:val="BodyText"/>
-    <w:pPr>
-      <w:keepNext/>
-      <w:spacing w:before="360" w:after="180" w:line="276" w:lineRule="auto"/>
+      <w:szCs w:val="32"/>
+    </w:rPr>
+  </w:style>
+  <w:style w:type="paragraph" w:customStyle="1" w:styleId="Heading2">
+    <w:name w:val="heading 2"/>
+    <w:basedOn w:val="Normal"/>
+    <w:next w:val="BodyText"/>
+    <w:qFormat/>
+    <w:pPr>
+      <w:keepNext/>
+      <w:keepLines/>
+      <w:spacing w:before="360" w:after="120" w:line="276" w:lineRule="auto"/>
+      <w:ind w:firstLine="0"/>
       <w:jc w:val="left"/>
       <w:outlineLvl w:val="1"/>
     </w:pPr>
     <w:rPr>
-      <w:rFonts w:ascii="Times New Roman" w:hAnsi="Times New Roman"/>
+      <w:rFonts w:ascii="Times New Roman" w:hAnsi="Times New Roman" w:cs="Times New Roman" w:eastAsia="Times New Roman"/>
       <w:b/>
+      <w:bCs/>
       <w:sz w:val="28"/>
-    </w:rPr>
-  </w:style>
-  <w:style w:type="paragraph" w:styleId="Heading3">
-    <w:name w:val="Heading3"/>
-    <w:basedOn w:val="BodyText"/>
-    <w:next w:val="BodyText"/>
-    <w:pPr>
-      <w:keepNext/>
-      <w:spacing w:before="280" w:after="140" w:line="276" w:lineRule="auto"/>
+      <w:szCs w:val="28"/>
+    </w:rPr>
+  </w:style>
+  <w:style w:type="paragraph" w:customStyle="1" w:styleId="Heading3">
+    <w:name w:val="heading 3"/>
+    <w:basedOn w:val="Normal"/>
+    <w:next w:val="BodyText"/>
+    <w:qFormat/>
+    <w:pPr>
+      <w:keepNext/>
+      <w:keepLines/>
+      <w:spacing w:before="240" w:after="120" w:line="276" w:lineRule="auto"/>
+      <w:ind w:firstLine="0"/>
       <w:jc w:val="left"/>
       <w:outlineLvl w:val="2"/>
     </w:pPr>
     <w:rPr>
-      <w:rFonts w:ascii="Times New Roman" w:hAnsi="Times New Roman"/>
+      <w:rFonts w:ascii="Times New Roman" w:hAnsi="Times New Roman" w:cs="Times New Roman" w:eastAsia="Times New Roman"/>
       <w:b/>
-      <w:sz w:val="26"/>
-    </w:rPr>
-  </w:style>
-  <w:style w:type="paragraph" w:styleId="Heading4">
-    <w:name w:val="Heading 4"/>
-    <w:basedOn w:val="Normal"/>
-    <w:next w:val="BodyText"/>
-    <w:uiPriority w:val="9"/>
-    <w:unhideWhenUsed/>
-    <w:qFormat/>
-    <w:pPr>
-      <w:keepNext/>
-      <w:keepLines/>
-      <w:spacing w:before="200" w:after="0"/>
+      <w:bCs/>
+      <w:i/>
+      <w:iCs/>
+      <w:sz w:val="28"/>
+      <w:szCs w:val="28"/>
+    </w:rPr>
+  </w:style>
+  <w:style w:type="paragraph" w:customStyle="1" w:styleId="Heading4">
+    <w:name w:val="heading 4"/>
+    <w:basedOn w:val="Normal"/>
+    <w:next w:val="BodyText"/>
+    <w:qFormat/>
+    <w:pPr>
+      <w:keepNext/>
+      <w:keepLines/>
+      <w:spacing w:before="200" w:after="60" w:line="276" w:lineRule="auto"/>
+      <w:ind w:firstLine="0"/>
+      <w:jc w:val="left"/>
       <w:outlineLvl w:val="3"/>
     </w:pPr>
     <w:rPr>
-      <w:rFonts w:asciiTheme="majorHAnsi" w:eastAsiaTheme="majorEastAsia" w:hAnsiTheme="majorHAnsi" w:cstheme="majorBidi"/>
+      <w:rFonts w:ascii="Times New Roman" w:hAnsi="Times New Roman" w:cs="Times New Roman" w:eastAsia="Times New Roman"/>
       <w:i/>
-      <w:bCs/>
-      <w:color w:val="4F81BD" w:themeColor="accent1"/>
-      <w:sz w:val="24"/>
-      <w:szCs w:val="24"/>
+      <w:iCs/>
+      <w:sz w:val="28"/>
+      <w:szCs w:val="28"/>
     </w:rPr>
   </w:style>
   <w:style w:type="paragraph" w:styleId="Heading5">
@@ -855,17 +535,19 @@
       <w:szCs w:val="24"/>
     </w:rPr>
   </w:style>
-  <w:style w:type="paragraph" w:styleId="BlockText">
+  <w:style w:type="paragraph" w:customStyle="1" w:styleId="BlockText">
     <w:name w:val="Block Text"/>
-    <w:basedOn w:val="BodyText"/>
-    <w:next w:val="BodyText"/>
-    <w:uiPriority w:val="9"/>
-    <w:unhideWhenUsed/>
-    <w:qFormat/>
-    <w:pPr>
-      <w:spacing w:before="100" w:after="100"/>
-      <w:ind w:firstLine="0" w:left="480" w:right="480"/>
-    </w:pPr>
+    <w:basedOn w:val="Normal"/>
+    <w:qFormat/>
+    <w:pPr>
+      <w:spacing w:before="60" w:after="60" w:line="276" w:lineRule="auto"/>
+      <w:ind w:left="567" w:firstLine="0"/>
+    </w:pPr>
+    <w:rPr>
+      <w:i/>
+      <w:sz w:val="24"/>
+      <w:szCs w:val="24"/>
+    </w:rPr>
   </w:style>
   <w:style w:type="paragraph" w:styleId="FootnoteText">
     <w:name w:val="Footnote Text"/>
@@ -883,31 +565,39 @@
   <w:style w:type="table" w:default="1" w:styleId="Table">
     <w:name w:val="Table"/>
     <w:basedOn w:val="TableNormal"/>
-    <w:semiHidden/>
-    <w:unhideWhenUsed/>
-    <w:qFormat/>
+    <w:qFormat/>
+    <w:pPr>
+      <w:spacing w:line="240" w:lineRule="auto"/>
+      <w:ind w:firstLine="0"/>
+    </w:pPr>
+    <w:rPr>
+      <w:sz w:val="24"/>
+      <w:szCs w:val="24"/>
+    </w:rPr>
     <w:tblPr>
       <w:tblInd w:w="0" w:type="dxa"/>
+      <w:tblBorders>
+        <w:top w:val="single" w:sz="4" w:space="0" w:color="000000"/>
+        <w:left w:val="single" w:sz="4" w:space="0" w:color="000000"/>
+        <w:bottom w:val="single" w:sz="4" w:space="0" w:color="000000"/>
+        <w:right w:val="single" w:sz="4" w:space="0" w:color="000000"/>
+        <w:insideH w:val="single" w:sz="4" w:space="0" w:color="000000"/>
+        <w:insideV w:val="single" w:sz="4" w:space="0" w:color="000000"/>
+      </w:tblBorders>
       <w:tblCellMar>
         <w:top w:w="0" w:type="dxa"/>
-        <w:left w:w="108" w:type="dxa"/>
+        <w:left w:w="85" w:type="dxa"/>
         <w:bottom w:w="0" w:type="dxa"/>
-        <w:right w:w="108" w:type="dxa"/>
+        <w:right w:w="85" w:type="dxa"/>
       </w:tblCellMar>
     </w:tblPr>
     <w:tblStylePr w:type="firstRow">
-      <w:tblPr>
-        <w:jc w:val="left"/>
-        <w:tblInd w:w="0" w:type="dxa"/>
-      </w:tblPr>
-      <w:trPr>
-        <w:jc w:val="left"/>
-      </w:trPr>
+      <w:rPr>
+        <w:b/>
+        <w:bCs/>
+      </w:rPr>
       <w:tcPr>
-        <w:vAlign w:val="bottom"/>
-        <w:tcBorders>
-          <w:bottom w:val="single"/>
-        </w:tcBorders>
+        <w:shd w:val="clear" w:color="auto" w:fill="EFEFEF"/>
       </w:tcPr>
     </w:tblStylePr>
   </w:style>
@@ -941,25 +631,51 @@
   </w:style>
   <w:style w:type="paragraph" w:customStyle="1" w:styleId="TableCaption">
     <w:name w:val="Table Caption"/>
-    <w:basedOn w:val="Caption"/>
-    <w:pPr>
-      <w:keepNext/>
-    </w:pPr>
+    <w:basedOn w:val="Normal"/>
+    <w:qFormat/>
+    <w:pPr>
+      <w:keepNext/>
+      <w:spacing w:before="120" w:after="60"/>
+      <w:ind w:firstLine="0"/>
+      <w:jc w:val="left"/>
+    </w:pPr>
+    <w:rPr>
+      <w:b/>
+    </w:rPr>
   </w:style>
   <w:style w:type="paragraph" w:customStyle="1" w:styleId="ImageCaption">
     <w:name w:val="Image Caption"/>
-    <w:basedOn w:val="Caption"/>
+    <w:basedOn w:val="Normal"/>
+    <w:qFormat/>
+    <w:pPr>
+      <w:spacing w:before="60" w:after="240" w:line="240" w:lineRule="auto"/>
+      <w:ind w:firstLine="0"/>
+      <w:jc w:val="center"/>
+    </w:pPr>
+    <w:rPr>
+      <w:b/>
+      <w:sz w:val="24"/>
+      <w:szCs w:val="24"/>
+    </w:rPr>
   </w:style>
   <w:style w:type="paragraph" w:customStyle="1" w:styleId="Figure">
     <w:name w:val="Figure"/>
     <w:basedOn w:val="Normal"/>
+    <w:qFormat/>
+    <w:pPr>
+      <w:keepNext/>
+      <w:spacing w:before="120" w:after="0" w:line="240" w:lineRule="auto"/>
+      <w:ind w:firstLine="0"/>
+      <w:jc w:val="center"/>
+    </w:pPr>
+    <w:rPr/>
   </w:style>
   <w:style w:type="paragraph" w:customStyle="1" w:styleId="CaptionedFigure">
     <w:name w:val="Captioned Figure"/>
     <w:basedOn w:val="Figure"/>
-    <w:pPr>
-      <w:keepNext/>
-    </w:pPr>
+    <w:qFormat/>
+    <w:pPr/>
+    <w:rPr/>
   </w:style>
   <w:style w:type="character" w:customStyle="1" w:styleId="BodyTextChar">
     <w:name w:val="Body Text Char"/>
@@ -970,8 +686,9 @@
     <w:name w:val="Verbatim Char"/>
     <w:basedOn w:val="BodyTextChar"/>
     <w:rPr>
-      <w:rFonts w:ascii="Consolas" w:hAnsi="Consolas"/>
-      <w:sz w:val="22"/>
+      <w:rFonts w:ascii="Courier New" w:hAnsi="Courier New" w:cs="Courier New"/>
+      <w:sz w:val="24"/>
+      <w:szCs w:val="24"/>
     </w:rPr>
   </w:style>
   <w:style w:type="character" w:customStyle="1" w:styleId="SectionNumber">
@@ -1010,60 +727,158 @@
       <w:color w:val="365F91" w:themeColor="accent1" w:themeShade="BF"/>
     </w:rPr>
   </w:style>
-  <w:style w:type="paragraph" w:styleId="Centered">
+  <w:style w:type="paragraph" w:customStyle="1" w:styleId="TableText">
+    <w:name w:val="Table Text"/>
+    <w:basedOn w:val="Normal"/>
+    <w:qFormat/>
+    <w:pPr>
+      <w:spacing w:before="20" w:after="20" w:line="240" w:lineRule="auto"/>
+      <w:ind w:firstLine="0"/>
+      <w:jc w:val="left"/>
+    </w:pPr>
+    <w:rPr>
+      <w:sz w:val="24"/>
+      <w:szCs w:val="24"/>
+    </w:rPr>
+  </w:style>
+  <w:style w:type="paragraph" w:customStyle="1" w:styleId="SourceCode">
+    <w:name w:val="Source Code"/>
+    <w:basedOn w:val="Normal"/>
+    <w:qFormat/>
+    <w:pPr>
+      <w:spacing w:before="0" w:after="0" w:line="240" w:lineRule="auto"/>
+      <w:ind w:firstLine="0"/>
+      <w:jc w:val="left"/>
+      <w:shd w:val="clear" w:color="auto" w:fill="F4F4F4"/>
+    </w:pPr>
+    <w:rPr>
+      <w:rFonts w:ascii="Courier New" w:hAnsi="Courier New" w:cs="Courier New"/>
+      <w:sz w:val="17"/>
+      <w:szCs w:val="17"/>
+    </w:rPr>
+  </w:style>
+  <w:style w:type="paragraph" w:customStyle="1" w:styleId="Centered">
     <w:name w:val="Centered"/>
-    <w:basedOn w:val="BodyText"/>
-    <w:pPr>
-      <w:jc w:val="center"/>
-      <w:spacing w:after="60"/>
-    </w:pPr>
-  </w:style>
-  <w:style w:type="paragraph" w:styleId="ImageCaption">
-    <w:name w:val="Image Caption"/>
-    <w:basedOn w:val="BodyText"/>
-    <w:pPr>
-      <w:jc w:val="center"/>
-      <w:spacing w:before="60" w:after="240"/>
-    </w:pPr>
-    <w:rPr>
-      <w:i/>
-      <w:sz w:val="22"/>
-    </w:rPr>
-  </w:style>
-  <w:style w:type="paragraph" w:styleId="CenterBig">
+    <w:basedOn w:val="Normal"/>
+    <w:qFormat/>
+    <w:pPr>
+      <w:spacing w:before="0" w:after="60"/>
+      <w:ind w:firstLine="0"/>
+      <w:jc w:val="center"/>
+    </w:pPr>
+    <w:rPr/>
+  </w:style>
+  <w:style w:type="paragraph" w:customStyle="1" w:styleId="CenterBig">
     <w:name w:val="CenterBig"/>
-    <w:basedOn w:val="BodyText"/>
-    <w:pPr>
-      <w:jc w:val="center"/>
+    <w:basedOn w:val="Normal"/>
+    <w:qFormat/>
+    <w:pPr>
       <w:spacing w:before="240" w:after="240" w:line="276" w:lineRule="auto"/>
+      <w:ind w:firstLine="0"/>
+      <w:jc w:val="center"/>
+    </w:pPr>
+    <w:rPr>
+      <w:b/>
+      <w:sz w:val="36"/>
+      <w:szCs w:val="36"/>
+    </w:rPr>
+  </w:style>
+  <w:style w:type="paragraph" w:customStyle="1" w:styleId="CenterMed">
+    <w:name w:val="CenterMed"/>
+    <w:basedOn w:val="Normal"/>
+    <w:qFormat/>
+    <w:pPr>
+      <w:spacing w:before="160" w:after="160" w:line="276" w:lineRule="auto"/>
+      <w:ind w:firstLine="0"/>
+      <w:jc w:val="center"/>
     </w:pPr>
     <w:rPr>
       <w:b/>
       <w:sz w:val="32"/>
-    </w:rPr>
-  </w:style>
-  <w:style w:type="paragraph" w:styleId="CenterMed">
-    <w:name w:val="CenterMed"/>
-    <w:basedOn w:val="BodyText"/>
-    <w:pPr>
-      <w:jc w:val="center"/>
-      <w:spacing w:before="180" w:after="180" w:line="276" w:lineRule="auto"/>
+      <w:szCs w:val="32"/>
+    </w:rPr>
+  </w:style>
+  <w:style w:type="paragraph" w:customStyle="1" w:styleId="CenterSml">
+    <w:name w:val="CenterSml"/>
+    <w:basedOn w:val="Normal"/>
+    <w:qFormat/>
+    <w:pPr>
+      <w:spacing w:before="60" w:after="60" w:line="276" w:lineRule="auto"/>
+      <w:ind w:firstLine="0"/>
+      <w:jc w:val="center"/>
+    </w:pPr>
+    <w:rPr>
+      <w:sz w:val="28"/>
+      <w:szCs w:val="28"/>
+    </w:rPr>
+  </w:style>
+  <w:style w:type="paragraph" w:customStyle="1" w:styleId="TOC1">
+    <w:name w:val="toc 1"/>
+    <w:basedOn w:val="Normal"/>
+    <w:qFormat/>
+    <w:pPr>
+      <w:tabs>
+        <w:tab w:val="right" w:leader="dot" w:pos="8787"/>
+      </w:tabs>
+      <w:spacing w:before="60" w:after="0" w:line="252" w:lineRule="auto"/>
+      <w:ind w:right="567" w:firstLine="0"/>
+      <w:jc w:val="left"/>
     </w:pPr>
     <w:rPr>
       <w:b/>
-      <w:sz w:val="28"/>
-    </w:rPr>
-  </w:style>
-  <w:style w:type="paragraph" w:styleId="CenterSml">
-    <w:name w:val="CenterSml"/>
-    <w:basedOn w:val="BodyText"/>
-    <w:pPr>
-      <w:jc w:val="center"/>
-      <w:spacing w:before="120" w:after="120" w:line="276" w:lineRule="auto"/>
+    </w:rPr>
+  </w:style>
+  <w:style w:type="paragraph" w:customStyle="1" w:styleId="TOC2">
+    <w:name w:val="toc 2"/>
+    <w:basedOn w:val="Normal"/>
+    <w:qFormat/>
+    <w:pPr>
+      <w:tabs>
+        <w:tab w:val="right" w:leader="dot" w:pos="8787"/>
+      </w:tabs>
+      <w:spacing w:before="0" w:after="0" w:line="252" w:lineRule="auto"/>
+      <w:ind w:left="397" w:right="567" w:hanging="0"/>
+      <w:jc w:val="left"/>
+    </w:pPr>
+    <w:rPr/>
+  </w:style>
+  <w:style w:type="paragraph" w:customStyle="1" w:styleId="Footer">
+    <w:name w:val="footer"/>
+    <w:basedOn w:val="Normal"/>
+    <w:qFormat/>
+    <w:pPr>
+      <w:ind w:firstLine="0"/>
+      <w:jc w:val="center"/>
     </w:pPr>
     <w:rPr>
       <w:sz w:val="24"/>
-    </w:rPr>
+      <w:szCs w:val="24"/>
+    </w:rPr>
+  </w:style>
+  <w:style w:type="paragraph" w:customStyle="1" w:styleId="TitleInfo">
+    <w:name w:val="Title Info"/>
+    <w:basedOn w:val="Normal"/>
+    <w:qFormat/>
+    <w:pPr>
+      <w:tabs>
+        <w:tab w:val="left" w:pos="3119"/>
+      </w:tabs>
+      <w:spacing w:before="0" w:after="60" w:line="276" w:lineRule="auto"/>
+      <w:ind w:left="3119" w:hanging="3119"/>
+      <w:jc w:val="left"/>
+    </w:pPr>
+    <w:rPr/>
+  </w:style>
+  <w:style w:type="paragraph" w:customStyle="1" w:styleId="Signature">
+    <w:name w:val="Signature"/>
+    <w:basedOn w:val="Normal"/>
+    <w:qFormat/>
+    <w:pPr>
+      <w:spacing w:before="360" w:after="0" w:line="276" w:lineRule="auto"/>
+      <w:ind w:firstLine="0"/>
+      <w:jc w:val="right"/>
+    </w:pPr>
+    <w:rPr/>
   </w:style>
 </w:styles>
 </file>
